--- a/docs/sources/Référentiel des matériaux.docx
+++ b/docs/sources/Référentiel des matériaux.docx
@@ -1314,6 +1314,9 @@
             <w:r>
               <w:t>Contreplaqué</w:t>
             </w:r>
+            <w:r>
+              <w:t xml:space="preserve"> Russe</w:t>
+            </w:r>
           </w:p>
         </w:tc>
         <w:tc>
@@ -3122,12 +3125,12 @@
         <w:tblLook w:val="04A0" w:firstRow="1" w:lastRow="0" w:firstColumn="1" w:lastColumn="0" w:noHBand="0" w:noVBand="1"/>
       </w:tblPr>
       <w:tblGrid>
-        <w:gridCol w:w="1022"/>
-        <w:gridCol w:w="1342"/>
-        <w:gridCol w:w="1827"/>
-        <w:gridCol w:w="1567"/>
-        <w:gridCol w:w="1373"/>
-        <w:gridCol w:w="1493"/>
+        <w:gridCol w:w="1021"/>
+        <w:gridCol w:w="1504"/>
+        <w:gridCol w:w="1749"/>
+        <w:gridCol w:w="1549"/>
+        <w:gridCol w:w="1368"/>
+        <w:gridCol w:w="1433"/>
       </w:tblGrid>
       <w:tr>
         <w:tc>
@@ -3350,6 +3353,9 @@
             <w:r>
               <w:t>Bois feuillu séché</w:t>
             </w:r>
+            <w:r>
+              <w:t xml:space="preserve"> Indigène (QC)</w:t>
+            </w:r>
           </w:p>
         </w:tc>
         <w:tc>
@@ -3473,12 +3479,8 @@
               <w:right w:val="outset" w:sz="6" w:space="0" w:color="auto"/>
             </w:tcBorders>
             <w:vAlign w:val="center"/>
-            <w:hideMark/>
-          </w:tcPr>
-          <w:p>
-            <w:pPr>
-              <w:spacing w:after="160"/>
-            </w:pPr>
+          </w:tcPr>
+          <w:p>
             <w:r>
               <w:t>P1</w:t>
             </w:r>
@@ -3494,93 +3496,119 @@
               <w:right w:val="outset" w:sz="6" w:space="0" w:color="auto"/>
             </w:tcBorders>
             <w:vAlign w:val="center"/>
-            <w:hideMark/>
-          </w:tcPr>
-          <w:p>
-            <w:pPr>
-              <w:spacing w:after="160"/>
-            </w:pPr>
-            <w:r>
-              <w:t>Bois résineux séché</w:t>
-            </w:r>
-          </w:p>
-        </w:tc>
-        <w:tc>
-          <w:tcPr>
-            <w:tcW w:w="0" w:type="auto"/>
-            <w:tcBorders>
-              <w:top w:val="outset" w:sz="6" w:space="0" w:color="auto"/>
-              <w:left w:val="outset" w:sz="6" w:space="0" w:color="auto"/>
-              <w:bottom w:val="outset" w:sz="6" w:space="0" w:color="auto"/>
-              <w:right w:val="outset" w:sz="6" w:space="0" w:color="auto"/>
-            </w:tcBorders>
-            <w:vAlign w:val="center"/>
-            <w:hideMark/>
-          </w:tcPr>
-          <w:p>
-            <w:pPr>
-              <w:spacing w:after="160"/>
-            </w:pPr>
-            <w:r>
-              <w:t>—</w:t>
-            </w:r>
-          </w:p>
-        </w:tc>
-        <w:tc>
-          <w:tcPr>
-            <w:tcW w:w="0" w:type="auto"/>
-            <w:tcBorders>
-              <w:top w:val="outset" w:sz="6" w:space="0" w:color="auto"/>
-              <w:left w:val="outset" w:sz="6" w:space="0" w:color="auto"/>
-              <w:bottom w:val="outset" w:sz="6" w:space="0" w:color="auto"/>
-              <w:right w:val="outset" w:sz="6" w:space="0" w:color="auto"/>
-            </w:tcBorders>
-            <w:vAlign w:val="center"/>
-            <w:hideMark/>
-          </w:tcPr>
-          <w:p>
-            <w:pPr>
-              <w:spacing w:after="160"/>
-            </w:pPr>
-            <w:r>
-              <w:t>—</w:t>
-            </w:r>
-          </w:p>
-        </w:tc>
-        <w:tc>
-          <w:tcPr>
-            <w:tcW w:w="0" w:type="auto"/>
-            <w:tcBorders>
-              <w:top w:val="outset" w:sz="6" w:space="0" w:color="auto"/>
-              <w:left w:val="outset" w:sz="6" w:space="0" w:color="auto"/>
-              <w:bottom w:val="outset" w:sz="6" w:space="0" w:color="auto"/>
-              <w:right w:val="outset" w:sz="6" w:space="0" w:color="auto"/>
-            </w:tcBorders>
-            <w:vAlign w:val="center"/>
-            <w:hideMark/>
-          </w:tcPr>
-          <w:p>
-            <w:pPr>
-              <w:spacing w:after="160"/>
-            </w:pPr>
-            <w:r>
-              <w:t>À rechercher</w:t>
-            </w:r>
-          </w:p>
-        </w:tc>
-        <w:tc>
-          <w:tcPr>
-            <w:tcW w:w="0" w:type="auto"/>
-            <w:tcBorders>
-              <w:top w:val="outset" w:sz="6" w:space="0" w:color="auto"/>
-              <w:left w:val="outset" w:sz="6" w:space="0" w:color="auto"/>
-              <w:bottom w:val="outset" w:sz="6" w:space="0" w:color="auto"/>
-              <w:right w:val="outset" w:sz="6" w:space="0" w:color="auto"/>
-            </w:tcBorders>
-            <w:vAlign w:val="center"/>
-            <w:hideMark/>
-          </w:tcPr>
-          <w:p/>
+          </w:tcPr>
+          <w:p>
+            <w:r>
+              <w:t xml:space="preserve">Bois feuillu séché </w:t>
+            </w:r>
+            <w:proofErr w:type="gramStart"/>
+            <w:r>
+              <w:t xml:space="preserve">Exotique </w:t>
+            </w:r>
+            <w:r>
+              <w:t xml:space="preserve"> (</w:t>
+            </w:r>
+            <w:proofErr w:type="gramEnd"/>
+            <w:r>
+              <w:t>Africain</w:t>
+            </w:r>
+            <w:r>
+              <w:t>)</w:t>
+            </w:r>
+          </w:p>
+        </w:tc>
+        <w:tc>
+          <w:tcPr>
+            <w:tcW w:w="0" w:type="auto"/>
+            <w:tcBorders>
+              <w:top w:val="outset" w:sz="6" w:space="0" w:color="auto"/>
+              <w:left w:val="outset" w:sz="6" w:space="0" w:color="auto"/>
+              <w:bottom w:val="outset" w:sz="6" w:space="0" w:color="auto"/>
+              <w:right w:val="outset" w:sz="6" w:space="0" w:color="auto"/>
+            </w:tcBorders>
+            <w:vAlign w:val="center"/>
+          </w:tcPr>
+          <w:p>
+            <w:proofErr w:type="spellStart"/>
+            <w:proofErr w:type="gramStart"/>
+            <w:r>
+              <w:t>sawnwood</w:t>
+            </w:r>
+            <w:proofErr w:type="spellEnd"/>
+            <w:proofErr w:type="gramEnd"/>
+            <w:r>
+              <w:t xml:space="preserve"> production, </w:t>
+            </w:r>
+            <w:proofErr w:type="spellStart"/>
+            <w:r>
+              <w:t>hardwood</w:t>
+            </w:r>
+            <w:proofErr w:type="spellEnd"/>
+            <w:r>
+              <w:t xml:space="preserve">, </w:t>
+            </w:r>
+            <w:proofErr w:type="spellStart"/>
+            <w:r>
+              <w:t>dried</w:t>
+            </w:r>
+            <w:proofErr w:type="spellEnd"/>
+          </w:p>
+        </w:tc>
+        <w:tc>
+          <w:tcPr>
+            <w:tcW w:w="0" w:type="auto"/>
+            <w:tcBorders>
+              <w:top w:val="outset" w:sz="6" w:space="0" w:color="auto"/>
+              <w:left w:val="outset" w:sz="6" w:space="0" w:color="auto"/>
+              <w:bottom w:val="outset" w:sz="6" w:space="0" w:color="auto"/>
+              <w:right w:val="outset" w:sz="6" w:space="0" w:color="auto"/>
+            </w:tcBorders>
+            <w:vAlign w:val="center"/>
+          </w:tcPr>
+          <w:p>
+            <w:r>
+              <w:t xml:space="preserve">CH / Europe / </w:t>
+            </w:r>
+            <w:proofErr w:type="spellStart"/>
+            <w:r>
+              <w:t>RoW</w:t>
+            </w:r>
+            <w:proofErr w:type="spellEnd"/>
+          </w:p>
+        </w:tc>
+        <w:tc>
+          <w:tcPr>
+            <w:tcW w:w="0" w:type="auto"/>
+            <w:tcBorders>
+              <w:top w:val="outset" w:sz="6" w:space="0" w:color="auto"/>
+              <w:left w:val="outset" w:sz="6" w:space="0" w:color="auto"/>
+              <w:bottom w:val="outset" w:sz="6" w:space="0" w:color="auto"/>
+              <w:right w:val="outset" w:sz="6" w:space="0" w:color="auto"/>
+            </w:tcBorders>
+            <w:vAlign w:val="center"/>
+          </w:tcPr>
+          <w:p>
+            <w:r>
+              <w:t>À analyser</w:t>
+            </w:r>
+          </w:p>
+        </w:tc>
+        <w:tc>
+          <w:tcPr>
+            <w:tcW w:w="0" w:type="auto"/>
+            <w:tcBorders>
+              <w:top w:val="outset" w:sz="6" w:space="0" w:color="auto"/>
+              <w:left w:val="outset" w:sz="6" w:space="0" w:color="auto"/>
+              <w:bottom w:val="outset" w:sz="6" w:space="0" w:color="auto"/>
+              <w:right w:val="outset" w:sz="6" w:space="0" w:color="auto"/>
+            </w:tcBorders>
+            <w:vAlign w:val="center"/>
+          </w:tcPr>
+          <w:p>
+            <w:r>
+              <w:t>Humidité et rabotage à préciser</w:t>
+            </w:r>
+          </w:p>
         </w:tc>
       </w:tr>
       <w:tr>
@@ -3599,50 +3627,68 @@
           <w:p>
             <w:pPr>
               <w:spacing w:after="160"/>
-            </w:pPr>
-            <w:r>
-              <w:t>P2</w:t>
-            </w:r>
-          </w:p>
-        </w:tc>
-        <w:tc>
-          <w:tcPr>
-            <w:tcW w:w="0" w:type="auto"/>
-            <w:tcBorders>
-              <w:top w:val="outset" w:sz="6" w:space="0" w:color="auto"/>
-              <w:left w:val="outset" w:sz="6" w:space="0" w:color="auto"/>
-              <w:bottom w:val="outset" w:sz="6" w:space="0" w:color="auto"/>
-              <w:right w:val="outset" w:sz="6" w:space="0" w:color="auto"/>
-            </w:tcBorders>
-            <w:vAlign w:val="center"/>
-            <w:hideMark/>
-          </w:tcPr>
-          <w:p>
-            <w:pPr>
-              <w:spacing w:after="160"/>
-            </w:pPr>
-            <w:r>
-              <w:t>Bois feuillu raboté</w:t>
-            </w:r>
-          </w:p>
-        </w:tc>
-        <w:tc>
-          <w:tcPr>
-            <w:tcW w:w="0" w:type="auto"/>
-            <w:tcBorders>
-              <w:top w:val="outset" w:sz="6" w:space="0" w:color="auto"/>
-              <w:left w:val="outset" w:sz="6" w:space="0" w:color="auto"/>
-              <w:bottom w:val="outset" w:sz="6" w:space="0" w:color="auto"/>
-              <w:right w:val="outset" w:sz="6" w:space="0" w:color="auto"/>
-            </w:tcBorders>
-            <w:vAlign w:val="center"/>
-            <w:hideMark/>
-          </w:tcPr>
-          <w:p>
-            <w:pPr>
-              <w:spacing w:after="160"/>
-            </w:pPr>
-            <w:r>
+              <w:rPr>
+                <w:highlight w:val="red"/>
+              </w:rPr>
+            </w:pPr>
+            <w:r>
+              <w:rPr>
+                <w:highlight w:val="red"/>
+              </w:rPr>
+              <w:t>P1</w:t>
+            </w:r>
+          </w:p>
+        </w:tc>
+        <w:tc>
+          <w:tcPr>
+            <w:tcW w:w="0" w:type="auto"/>
+            <w:tcBorders>
+              <w:top w:val="outset" w:sz="6" w:space="0" w:color="auto"/>
+              <w:left w:val="outset" w:sz="6" w:space="0" w:color="auto"/>
+              <w:bottom w:val="outset" w:sz="6" w:space="0" w:color="auto"/>
+              <w:right w:val="outset" w:sz="6" w:space="0" w:color="auto"/>
+            </w:tcBorders>
+            <w:vAlign w:val="center"/>
+            <w:hideMark/>
+          </w:tcPr>
+          <w:p>
+            <w:pPr>
+              <w:spacing w:after="160"/>
+              <w:rPr>
+                <w:highlight w:val="red"/>
+              </w:rPr>
+            </w:pPr>
+            <w:r>
+              <w:rPr>
+                <w:highlight w:val="red"/>
+              </w:rPr>
+              <w:t>Bois résineux séché</w:t>
+            </w:r>
+          </w:p>
+        </w:tc>
+        <w:tc>
+          <w:tcPr>
+            <w:tcW w:w="0" w:type="auto"/>
+            <w:tcBorders>
+              <w:top w:val="outset" w:sz="6" w:space="0" w:color="auto"/>
+              <w:left w:val="outset" w:sz="6" w:space="0" w:color="auto"/>
+              <w:bottom w:val="outset" w:sz="6" w:space="0" w:color="auto"/>
+              <w:right w:val="outset" w:sz="6" w:space="0" w:color="auto"/>
+            </w:tcBorders>
+            <w:vAlign w:val="center"/>
+            <w:hideMark/>
+          </w:tcPr>
+          <w:p>
+            <w:pPr>
+              <w:spacing w:after="160"/>
+              <w:rPr>
+                <w:highlight w:val="red"/>
+              </w:rPr>
+            </w:pPr>
+            <w:r>
+              <w:rPr>
+                <w:highlight w:val="red"/>
+              </w:rPr>
               <w:t>—</w:t>
             </w:r>
           </w:p>
@@ -3662,8 +3708,14 @@
           <w:p>
             <w:pPr>
               <w:spacing w:after="160"/>
-            </w:pPr>
-            <w:r>
+              <w:rPr>
+                <w:highlight w:val="red"/>
+              </w:rPr>
+            </w:pPr>
+            <w:r>
+              <w:rPr>
+                <w:highlight w:val="red"/>
+              </w:rPr>
               <w:t>—</w:t>
             </w:r>
           </w:p>
@@ -3683,8 +3735,14 @@
           <w:p>
             <w:pPr>
               <w:spacing w:after="160"/>
-            </w:pPr>
-            <w:r>
+              <w:rPr>
+                <w:highlight w:val="red"/>
+              </w:rPr>
+            </w:pPr>
+            <w:r>
+              <w:rPr>
+                <w:highlight w:val="red"/>
+              </w:rPr>
               <w:t>À rechercher</w:t>
             </w:r>
           </w:p>
@@ -3701,7 +3759,13 @@
             <w:vAlign w:val="center"/>
             <w:hideMark/>
           </w:tcPr>
-          <w:p/>
+          <w:p>
+            <w:pPr>
+              <w:rPr>
+                <w:highlight w:val="red"/>
+              </w:rPr>
+            </w:pPr>
+          </w:p>
         </w:tc>
       </w:tr>
       <w:tr>
@@ -3720,8 +3784,14 @@
           <w:p>
             <w:pPr>
               <w:spacing w:after="160"/>
-            </w:pPr>
-            <w:r>
+              <w:rPr>
+                <w:highlight w:val="red"/>
+              </w:rPr>
+            </w:pPr>
+            <w:r>
+              <w:rPr>
+                <w:highlight w:val="red"/>
+              </w:rPr>
               <w:t>P2</w:t>
             </w:r>
           </w:p>
@@ -3741,8 +3811,171 @@
           <w:p>
             <w:pPr>
               <w:spacing w:after="160"/>
-            </w:pPr>
-            <w:r>
+              <w:rPr>
+                <w:highlight w:val="red"/>
+              </w:rPr>
+            </w:pPr>
+            <w:r>
+              <w:rPr>
+                <w:highlight w:val="red"/>
+              </w:rPr>
+              <w:t>Bois feuillu raboté</w:t>
+            </w:r>
+          </w:p>
+        </w:tc>
+        <w:tc>
+          <w:tcPr>
+            <w:tcW w:w="0" w:type="auto"/>
+            <w:tcBorders>
+              <w:top w:val="outset" w:sz="6" w:space="0" w:color="auto"/>
+              <w:left w:val="outset" w:sz="6" w:space="0" w:color="auto"/>
+              <w:bottom w:val="outset" w:sz="6" w:space="0" w:color="auto"/>
+              <w:right w:val="outset" w:sz="6" w:space="0" w:color="auto"/>
+            </w:tcBorders>
+            <w:vAlign w:val="center"/>
+            <w:hideMark/>
+          </w:tcPr>
+          <w:p>
+            <w:pPr>
+              <w:spacing w:after="160"/>
+              <w:rPr>
+                <w:highlight w:val="red"/>
+              </w:rPr>
+            </w:pPr>
+            <w:r>
+              <w:rPr>
+                <w:highlight w:val="red"/>
+              </w:rPr>
+              <w:t>—</w:t>
+            </w:r>
+          </w:p>
+        </w:tc>
+        <w:tc>
+          <w:tcPr>
+            <w:tcW w:w="0" w:type="auto"/>
+            <w:tcBorders>
+              <w:top w:val="outset" w:sz="6" w:space="0" w:color="auto"/>
+              <w:left w:val="outset" w:sz="6" w:space="0" w:color="auto"/>
+              <w:bottom w:val="outset" w:sz="6" w:space="0" w:color="auto"/>
+              <w:right w:val="outset" w:sz="6" w:space="0" w:color="auto"/>
+            </w:tcBorders>
+            <w:vAlign w:val="center"/>
+            <w:hideMark/>
+          </w:tcPr>
+          <w:p>
+            <w:pPr>
+              <w:spacing w:after="160"/>
+              <w:rPr>
+                <w:highlight w:val="red"/>
+              </w:rPr>
+            </w:pPr>
+            <w:r>
+              <w:rPr>
+                <w:highlight w:val="red"/>
+              </w:rPr>
+              <w:t>—</w:t>
+            </w:r>
+          </w:p>
+        </w:tc>
+        <w:tc>
+          <w:tcPr>
+            <w:tcW w:w="0" w:type="auto"/>
+            <w:tcBorders>
+              <w:top w:val="outset" w:sz="6" w:space="0" w:color="auto"/>
+              <w:left w:val="outset" w:sz="6" w:space="0" w:color="auto"/>
+              <w:bottom w:val="outset" w:sz="6" w:space="0" w:color="auto"/>
+              <w:right w:val="outset" w:sz="6" w:space="0" w:color="auto"/>
+            </w:tcBorders>
+            <w:vAlign w:val="center"/>
+            <w:hideMark/>
+          </w:tcPr>
+          <w:p>
+            <w:pPr>
+              <w:spacing w:after="160"/>
+              <w:rPr>
+                <w:highlight w:val="red"/>
+              </w:rPr>
+            </w:pPr>
+            <w:r>
+              <w:rPr>
+                <w:highlight w:val="red"/>
+              </w:rPr>
+              <w:t>À rechercher</w:t>
+            </w:r>
+          </w:p>
+        </w:tc>
+        <w:tc>
+          <w:tcPr>
+            <w:tcW w:w="0" w:type="auto"/>
+            <w:tcBorders>
+              <w:top w:val="outset" w:sz="6" w:space="0" w:color="auto"/>
+              <w:left w:val="outset" w:sz="6" w:space="0" w:color="auto"/>
+              <w:bottom w:val="outset" w:sz="6" w:space="0" w:color="auto"/>
+              <w:right w:val="outset" w:sz="6" w:space="0" w:color="auto"/>
+            </w:tcBorders>
+            <w:vAlign w:val="center"/>
+            <w:hideMark/>
+          </w:tcPr>
+          <w:p>
+            <w:pPr>
+              <w:rPr>
+                <w:highlight w:val="red"/>
+              </w:rPr>
+            </w:pPr>
+          </w:p>
+        </w:tc>
+      </w:tr>
+      <w:tr>
+        <w:tc>
+          <w:tcPr>
+            <w:tcW w:w="0" w:type="auto"/>
+            <w:tcBorders>
+              <w:top w:val="outset" w:sz="6" w:space="0" w:color="auto"/>
+              <w:left w:val="outset" w:sz="6" w:space="0" w:color="auto"/>
+              <w:bottom w:val="outset" w:sz="6" w:space="0" w:color="auto"/>
+              <w:right w:val="outset" w:sz="6" w:space="0" w:color="auto"/>
+            </w:tcBorders>
+            <w:vAlign w:val="center"/>
+            <w:hideMark/>
+          </w:tcPr>
+          <w:p>
+            <w:pPr>
+              <w:spacing w:after="160"/>
+              <w:rPr>
+                <w:highlight w:val="red"/>
+              </w:rPr>
+            </w:pPr>
+            <w:r>
+              <w:rPr>
+                <w:highlight w:val="red"/>
+              </w:rPr>
+              <w:t>P2</w:t>
+            </w:r>
+          </w:p>
+        </w:tc>
+        <w:tc>
+          <w:tcPr>
+            <w:tcW w:w="0" w:type="auto"/>
+            <w:tcBorders>
+              <w:top w:val="outset" w:sz="6" w:space="0" w:color="auto"/>
+              <w:left w:val="outset" w:sz="6" w:space="0" w:color="auto"/>
+              <w:bottom w:val="outset" w:sz="6" w:space="0" w:color="auto"/>
+              <w:right w:val="outset" w:sz="6" w:space="0" w:color="auto"/>
+            </w:tcBorders>
+            <w:vAlign w:val="center"/>
+            <w:hideMark/>
+          </w:tcPr>
+          <w:p>
+            <w:pPr>
+              <w:spacing w:after="160"/>
+              <w:rPr>
+                <w:highlight w:val="red"/>
+              </w:rPr>
+            </w:pPr>
+            <w:r>
+              <w:rPr>
+                <w:highlight w:val="red"/>
+              </w:rPr>
               <w:t>Bois résineux raboté</w:t>
             </w:r>
           </w:p>
@@ -3762,8 +3995,14 @@
           <w:p>
             <w:pPr>
               <w:spacing w:after="160"/>
-            </w:pPr>
-            <w:r>
+              <w:rPr>
+                <w:highlight w:val="red"/>
+              </w:rPr>
+            </w:pPr>
+            <w:r>
+              <w:rPr>
+                <w:highlight w:val="red"/>
+              </w:rPr>
               <w:t>—</w:t>
             </w:r>
           </w:p>
@@ -3783,8 +4022,14 @@
           <w:p>
             <w:pPr>
               <w:spacing w:after="160"/>
-            </w:pPr>
-            <w:r>
+              <w:rPr>
+                <w:highlight w:val="red"/>
+              </w:rPr>
+            </w:pPr>
+            <w:r>
+              <w:rPr>
+                <w:highlight w:val="red"/>
+              </w:rPr>
               <w:t>—</w:t>
             </w:r>
           </w:p>
@@ -3804,8 +4049,14 @@
           <w:p>
             <w:pPr>
               <w:spacing w:after="160"/>
-            </w:pPr>
-            <w:r>
+              <w:rPr>
+                <w:highlight w:val="red"/>
+              </w:rPr>
+            </w:pPr>
+            <w:r>
+              <w:rPr>
+                <w:highlight w:val="red"/>
+              </w:rPr>
               <w:t>À rechercher</w:t>
             </w:r>
           </w:p>
@@ -3822,7 +4073,13 @@
             <w:vAlign w:val="center"/>
             <w:hideMark/>
           </w:tcPr>
-          <w:p/>
+          <w:p>
+            <w:pPr>
+              <w:rPr>
+                <w:highlight w:val="red"/>
+              </w:rPr>
+            </w:pPr>
+          </w:p>
         </w:tc>
       </w:tr>
     </w:tbl>
@@ -4520,6 +4777,7 @@
             </w:r>
             <w:proofErr w:type="spellStart"/>
             <w:r>
+              <w:lastRenderedPageBreak/>
               <w:t>adhesive</w:t>
             </w:r>
             <w:proofErr w:type="spellEnd"/>
@@ -4546,6 +4804,7 @@
             </w:pPr>
             <w:proofErr w:type="spellStart"/>
             <w:r>
+              <w:lastRenderedPageBreak/>
               <w:t>Dataset</w:t>
             </w:r>
             <w:proofErr w:type="spellEnd"/>
@@ -4591,7 +4850,6 @@
         <w:rPr>
           <w:rFonts w:asciiTheme="minorHAnsi" w:hAnsiTheme="minorHAnsi" w:cstheme="minorBidi"/>
         </w:rPr>
-        <w:lastRenderedPageBreak/>
         <w:t>5. Produits de finition</w:t>
       </w:r>
     </w:p>
@@ -4604,10 +4862,10 @@
       </w:tblPr>
       <w:tblGrid>
         <w:gridCol w:w="1021"/>
-        <w:gridCol w:w="1359"/>
-        <w:gridCol w:w="2051"/>
-        <w:gridCol w:w="1422"/>
-        <w:gridCol w:w="2771"/>
+        <w:gridCol w:w="1820"/>
+        <w:gridCol w:w="1881"/>
+        <w:gridCol w:w="1405"/>
+        <w:gridCol w:w="2497"/>
       </w:tblGrid>
       <w:tr>
         <w:tc>
@@ -4805,6 +5063,9 @@
             <w:r>
               <w:t>Vernis / laque</w:t>
             </w:r>
+            <w:r>
+              <w:t xml:space="preserve"> (solvant et eau)</w:t>
+            </w:r>
           </w:p>
         </w:tc>
         <w:tc>
@@ -4882,12 +5143,8 @@
               <w:right w:val="outset" w:sz="6" w:space="0" w:color="auto"/>
             </w:tcBorders>
             <w:vAlign w:val="center"/>
-            <w:hideMark/>
-          </w:tcPr>
-          <w:p>
-            <w:pPr>
-              <w:spacing w:after="160"/>
-            </w:pPr>
+          </w:tcPr>
+          <w:p>
             <w:r>
               <w:t>P1</w:t>
             </w:r>
@@ -4903,33 +5160,30 @@
               <w:right w:val="outset" w:sz="6" w:space="0" w:color="auto"/>
             </w:tcBorders>
             <w:vAlign w:val="center"/>
-            <w:hideMark/>
-          </w:tcPr>
-          <w:p>
-            <w:pPr>
-              <w:spacing w:after="160"/>
-            </w:pPr>
-            <w:r>
-              <w:t>Peinture</w:t>
-            </w:r>
-          </w:p>
-        </w:tc>
-        <w:tc>
-          <w:tcPr>
-            <w:tcW w:w="0" w:type="auto"/>
-            <w:tcBorders>
-              <w:top w:val="outset" w:sz="6" w:space="0" w:color="auto"/>
-              <w:left w:val="outset" w:sz="6" w:space="0" w:color="auto"/>
-              <w:bottom w:val="outset" w:sz="6" w:space="0" w:color="auto"/>
-              <w:right w:val="outset" w:sz="6" w:space="0" w:color="auto"/>
-            </w:tcBorders>
-            <w:vAlign w:val="center"/>
-            <w:hideMark/>
-          </w:tcPr>
-          <w:p>
-            <w:pPr>
-              <w:spacing w:after="160"/>
-            </w:pPr>
+          </w:tcPr>
+          <w:p>
+            <w:proofErr w:type="spellStart"/>
+            <w:r>
+              <w:t>Sclellant</w:t>
+            </w:r>
+            <w:proofErr w:type="spellEnd"/>
+            <w:r>
+              <w:t xml:space="preserve"> (solvant et eau)</w:t>
+            </w:r>
+          </w:p>
+        </w:tc>
+        <w:tc>
+          <w:tcPr>
+            <w:tcW w:w="0" w:type="auto"/>
+            <w:tcBorders>
+              <w:top w:val="outset" w:sz="6" w:space="0" w:color="auto"/>
+              <w:left w:val="outset" w:sz="6" w:space="0" w:color="auto"/>
+              <w:bottom w:val="outset" w:sz="6" w:space="0" w:color="auto"/>
+              <w:right w:val="outset" w:sz="6" w:space="0" w:color="auto"/>
+            </w:tcBorders>
+            <w:vAlign w:val="center"/>
+          </w:tcPr>
+          <w:p>
             <w:r>
               <w:t>—</w:t>
             </w:r>
@@ -4945,12 +5199,8 @@
               <w:right w:val="outset" w:sz="6" w:space="0" w:color="auto"/>
             </w:tcBorders>
             <w:vAlign w:val="center"/>
-            <w:hideMark/>
-          </w:tcPr>
-          <w:p>
-            <w:pPr>
-              <w:spacing w:after="160"/>
-            </w:pPr>
+          </w:tcPr>
+          <w:p>
             <w:r>
               <w:t>À rechercher</w:t>
             </w:r>
@@ -4966,9 +5216,12 @@
               <w:right w:val="outset" w:sz="6" w:space="0" w:color="auto"/>
             </w:tcBorders>
             <w:vAlign w:val="center"/>
-            <w:hideMark/>
-          </w:tcPr>
-          <w:p/>
+          </w:tcPr>
+          <w:p>
+            <w:r>
+              <w:t>Distinguer les technologies et formulations</w:t>
+            </w:r>
+          </w:p>
         </w:tc>
       </w:tr>
       <w:tr>
@@ -5010,107 +5263,10 @@
               <w:spacing w:after="160"/>
             </w:pPr>
             <w:r>
-              <w:t>Teinture</w:t>
-            </w:r>
-          </w:p>
-        </w:tc>
-        <w:tc>
-          <w:tcPr>
-            <w:tcW w:w="0" w:type="auto"/>
-            <w:tcBorders>
-              <w:top w:val="outset" w:sz="6" w:space="0" w:color="auto"/>
-              <w:left w:val="outset" w:sz="6" w:space="0" w:color="auto"/>
-              <w:bottom w:val="outset" w:sz="6" w:space="0" w:color="auto"/>
-              <w:right w:val="outset" w:sz="6" w:space="0" w:color="auto"/>
-            </w:tcBorders>
-            <w:vAlign w:val="center"/>
-            <w:hideMark/>
-          </w:tcPr>
-          <w:p>
-            <w:pPr>
-              <w:spacing w:after="160"/>
-            </w:pPr>
-            <w:r>
-              <w:t>—</w:t>
-            </w:r>
-          </w:p>
-        </w:tc>
-        <w:tc>
-          <w:tcPr>
-            <w:tcW w:w="0" w:type="auto"/>
-            <w:tcBorders>
-              <w:top w:val="outset" w:sz="6" w:space="0" w:color="auto"/>
-              <w:left w:val="outset" w:sz="6" w:space="0" w:color="auto"/>
-              <w:bottom w:val="outset" w:sz="6" w:space="0" w:color="auto"/>
-              <w:right w:val="outset" w:sz="6" w:space="0" w:color="auto"/>
-            </w:tcBorders>
-            <w:vAlign w:val="center"/>
-            <w:hideMark/>
-          </w:tcPr>
-          <w:p>
-            <w:pPr>
-              <w:spacing w:after="160"/>
-            </w:pPr>
-            <w:r>
-              <w:t>À rechercher</w:t>
-            </w:r>
-          </w:p>
-        </w:tc>
-        <w:tc>
-          <w:tcPr>
-            <w:tcW w:w="0" w:type="auto"/>
-            <w:tcBorders>
-              <w:top w:val="outset" w:sz="6" w:space="0" w:color="auto"/>
-              <w:left w:val="outset" w:sz="6" w:space="0" w:color="auto"/>
-              <w:bottom w:val="outset" w:sz="6" w:space="0" w:color="auto"/>
-              <w:right w:val="outset" w:sz="6" w:space="0" w:color="auto"/>
-            </w:tcBorders>
-            <w:vAlign w:val="center"/>
-            <w:hideMark/>
-          </w:tcPr>
-          <w:p/>
-        </w:tc>
-      </w:tr>
-      <w:tr>
-        <w:tc>
-          <w:tcPr>
-            <w:tcW w:w="0" w:type="auto"/>
-            <w:tcBorders>
-              <w:top w:val="outset" w:sz="6" w:space="0" w:color="auto"/>
-              <w:left w:val="outset" w:sz="6" w:space="0" w:color="auto"/>
-              <w:bottom w:val="outset" w:sz="6" w:space="0" w:color="auto"/>
-              <w:right w:val="outset" w:sz="6" w:space="0" w:color="auto"/>
-            </w:tcBorders>
-            <w:vAlign w:val="center"/>
-            <w:hideMark/>
-          </w:tcPr>
-          <w:p>
-            <w:pPr>
-              <w:spacing w:after="160"/>
-            </w:pPr>
-            <w:r>
-              <w:t>P2</w:t>
-            </w:r>
-          </w:p>
-        </w:tc>
-        <w:tc>
-          <w:tcPr>
-            <w:tcW w:w="0" w:type="auto"/>
-            <w:tcBorders>
-              <w:top w:val="outset" w:sz="6" w:space="0" w:color="auto"/>
-              <w:left w:val="outset" w:sz="6" w:space="0" w:color="auto"/>
-              <w:bottom w:val="outset" w:sz="6" w:space="0" w:color="auto"/>
-              <w:right w:val="outset" w:sz="6" w:space="0" w:color="auto"/>
-            </w:tcBorders>
-            <w:vAlign w:val="center"/>
-            <w:hideMark/>
-          </w:tcPr>
-          <w:p>
-            <w:pPr>
-              <w:spacing w:after="160"/>
-            </w:pPr>
-            <w:r>
-              <w:t>Solvants</w:t>
+              <w:t xml:space="preserve">Teinture </w:t>
+            </w:r>
+            <w:r>
+              <w:t>(solvant et eau)</w:t>
             </w:r>
           </w:p>
         </w:tc>
@@ -5794,8 +5950,23 @@
         <w:rPr>
           <w:rFonts w:asciiTheme="minorHAnsi" w:hAnsiTheme="minorHAnsi" w:cstheme="minorBidi"/>
         </w:rPr>
+        <w:lastRenderedPageBreak/>
         <w:t>7. Plastiques</w:t>
       </w:r>
+      <w:r>
+        <w:rPr>
+          <w:rFonts w:asciiTheme="minorHAnsi" w:hAnsiTheme="minorHAnsi" w:cstheme="minorBidi"/>
+        </w:rPr>
+        <w:t xml:space="preserve"> (niveleur, poignée </w:t>
+      </w:r>
+      <w:proofErr w:type="gramStart"/>
+      <w:r>
+        <w:rPr>
+          <w:rFonts w:asciiTheme="minorHAnsi" w:hAnsiTheme="minorHAnsi" w:cstheme="minorBidi"/>
+        </w:rPr>
+        <w:t>… )</w:t>
+      </w:r>
+      <w:proofErr w:type="gramEnd"/>
     </w:p>
     <w:tbl>
       <w:tblPr>
@@ -6044,7 +6215,6 @@
               <w:spacing w:after="160"/>
             </w:pPr>
             <w:r>
-              <w:lastRenderedPageBreak/>
               <w:t>P2</w:t>
             </w:r>
           </w:p>
